--- a/onkologie/download/studien-archiv.docx
+++ b/onkologie/download/studien-archiv.docx
@@ -62,7 +62,363 @@
           <w:color w:val="666666"/>
           <w:sz w:val="18"/>
         </w:rPr>
-        <w:t>Stand: 23.10.2026  |  265 Studien  |  onkologie.m-vf.de</w:t>
+        <w:t>Stand: 24.10.2026  |  271 Studien  |  onkologie.m-vf.de</w:t>
+      </w:r>
+    </w:p>
+    <w:p>
+      <w:pPr>
+        <w:pStyle w:val="Heading1"/>
+      </w:pPr>
+      <w:r>
+        <w:t>Aufgenommen am 24.10.2026</w:t>
+      </w:r>
+    </w:p>
+    <w:p>
+      <w:pPr>
+        <w:pStyle w:val="Heading2"/>
+      </w:pPr>
+      <w:r>
+        <w:t>Capivasertib + Abiraterone verlängert Gesamtüberleben bei PTEN-defizienten Prostatakrebsen</w:t>
+      </w:r>
+    </w:p>
+    <w:p>
+      <w:r>
+        <w:rPr>
+          <w:i/>
+          <w:color w:val="666666"/>
+          <w:sz w:val="18"/>
+        </w:rPr>
+        <w:t>Fizazi K et al.  ·  Ann Oncol  ·  23.10.2026  ·  PMID 42918424</w:t>
+      </w:r>
+    </w:p>
+    <w:p>
+      <w:r>
+        <w:t>Randomisierte Phase-III-Studie zur Wirksamkeit von Capivasertib (ein Protein-Kinase-B-Inhibitor) plus Abiraterone gegen Placebo plus Abiraterone bei Patienten mit neu diagnostiziertem metastasiertem, hormonempfindlichem Prostatakarzinom und PTEN-Mangel.</w:t>
+      </w:r>
+    </w:p>
+    <w:p>
+      <w:r>
+        <w:rPr>
+          <w:b/>
+        </w:rPr>
+        <w:t xml:space="preserve">Ergebnis: </w:t>
+      </w:r>
+      <w:r>
+        <w:t>Bei 42 % Reife der Gesamtüberlebensdaten (Median Follow-up 39 Monate) zeigte sich ein Gesamtüberlebensvorteil für Capivasertib plus Abiraterone: Medianales Gesamtüberleben 57,4 vs. 46,5 Monate (Hazard Ratio 0,82; 95%-KI 0,68–0,99; P = 0,044). Die Progression-Free-Survival betrug 35,5 vs. 26,0 Monate (HR 0,83; 95%-KI 0,70–0,99). Das Sicherheitsprofil blieb konsistent mit früheren Analysen.</w:t>
+      </w:r>
+    </w:p>
+    <w:p>
+      <w:r>
+        <w:rPr>
+          <w:b/>
+          <w:sz w:val="19"/>
+        </w:rPr>
+        <w:t xml:space="preserve">Übertragbarkeit: </w:t>
+      </w:r>
+      <w:r>
+        <w:rPr>
+          <w:sz w:val="19"/>
+        </w:rPr>
+        <w:t>Europäische Zentren beteiligt; PTEN-Test erlaubt, Targeted Therapy verfügbar.</w:t>
+      </w:r>
+    </w:p>
+    <w:p>
+      <w:r>
+        <w:rPr>
+          <w:color w:val="5A7D3A"/>
+          <w:sz w:val="18"/>
+        </w:rPr>
+        <w:t>https://pubmed.ncbi.nlm.nih.gov/42918424/</w:t>
+      </w:r>
+    </w:p>
+    <w:p>
+      <w:pPr>
+        <w:pStyle w:val="Heading2"/>
+      </w:pPr>
+      <w:r>
+        <w:t>Ribociclib + Aromatasehemmer verbessert Gesamtüberleben im frühen Brustkrebs</w:t>
+      </w:r>
+    </w:p>
+    <w:p>
+      <w:r>
+        <w:rPr>
+          <w:i/>
+          <w:color w:val="666666"/>
+          <w:sz w:val="18"/>
+        </w:rPr>
+        <w:t>Slamon DJ et al.  ·  Ann Oncol  ·  23.10.2026  ·  PMID 42918423</w:t>
+      </w:r>
+    </w:p>
+    <w:p>
+      <w:r>
+        <w:t>Randomisierte Phase-III-NATALEE-Studie zur Wirksamkeit von Ribociclib (CDK4/6-Inhibitor) plus Nichtsteroidal-Aromatasehemmer versus Aromatasehemmer allein in adjuvanter Therapie bei hormonrezeptor-positivem/HER2-negativem frühem Brustkrebs mit hohem Risiko über 6 Jahre.</w:t>
+      </w:r>
+    </w:p>
+    <w:p>
+      <w:r>
+        <w:rPr>
+          <w:b/>
+        </w:rPr>
+        <w:t xml:space="preserve">Ergebnis: </w:t>
+      </w:r>
+      <w:r>
+        <w:t>Bei medianer Nachbeobachtung von 66,5 Monaten zeigte Ribociclib plus NSAI einen Gesamtüberlebensvorteil (6-Jahres-Delta 2,1 %; HR 0,809; 95%-KI 0,661–0,989; P = 0,019). Die Invasive-Disease-Free-Survival verbesserte sich (6-Jahres-Delta 5,3 %; HR 0,741; 95%-KI 0,646–0,849). Keine neuen Sicherheitssignale.</w:t>
+      </w:r>
+    </w:p>
+    <w:p>
+      <w:r>
+        <w:rPr>
+          <w:b/>
+          <w:sz w:val="19"/>
+        </w:rPr>
+        <w:t xml:space="preserve">Übertragbarkeit: </w:t>
+      </w:r>
+      <w:r>
+        <w:rPr>
+          <w:sz w:val="19"/>
+        </w:rPr>
+        <w:t>Deutsche Zentren teil der globalen Studie; CDK4/6-Inhibitor standard zertifiziert.</w:t>
+      </w:r>
+    </w:p>
+    <w:p>
+      <w:r>
+        <w:rPr>
+          <w:color w:val="5A7D3A"/>
+          <w:sz w:val="18"/>
+        </w:rPr>
+        <w:t>https://pubmed.ncbi.nlm.nih.gov/42918423/</w:t>
+      </w:r>
+    </w:p>
+    <w:p>
+      <w:pPr>
+        <w:pStyle w:val="Heading2"/>
+      </w:pPr>
+      <w:r>
+        <w:t>Perioperatives Pembrolizumab verbessert Blasenkrebs-Outcomes nicht signifikant</w:t>
+      </w:r>
+    </w:p>
+    <w:p>
+      <w:r>
+        <w:rPr>
+          <w:i/>
+          <w:color w:val="666666"/>
+          <w:sz w:val="18"/>
+        </w:rPr>
+        <w:t>Bedke J et al.  ·  Ann Oncol  ·  23.10.2026  ·  PMID 42918422</w:t>
+      </w:r>
+    </w:p>
+    <w:p>
+      <w:r>
+        <w:t>Randomisierte Phase-III-KEYNOTE-866-Studie zur Wirksamkeit von perioperativem Pembrolizumab (Immune Checkpoint Inhibitor) versus Placebo zusätzlich zu neoadjuvanter Chemotherapie und radikaler Zystektomie bei muskelinvasivem Blasenkrebs.</w:t>
+      </w:r>
+    </w:p>
+    <w:p>
+      <w:r>
+        <w:rPr>
+          <w:b/>
+        </w:rPr>
+        <w:t xml:space="preserve">Ergebnis: </w:t>
+      </w:r>
+      <w:r>
+        <w:t>Bei Median-Follow-up von 60,9 Monaten war die Event-Free-Survival bei 60 Monaten 63,5 % mit Pembrolizumab vs. 61,9 % mit Placebo (HR 0,88; 95%-KI 0,71–1,10; P = 0,1366; nicht signifikant). Pathologische komplette Response 44,4 % vs. 35,8 %. Mediales Gesamtüberleben wurde in beiden Gruppen nicht erreicht (HR 1,00). Grad-≥3-Nebenwirkungen: 80,2 % vs. 75,1 %.</w:t>
+      </w:r>
+    </w:p>
+    <w:p>
+      <w:r>
+        <w:rPr>
+          <w:b/>
+          <w:sz w:val="19"/>
+        </w:rPr>
+        <w:t xml:space="preserve">Übertragbarkeit: </w:t>
+      </w:r>
+      <w:r>
+        <w:rPr>
+          <w:sz w:val="19"/>
+        </w:rPr>
+        <w:t>Europäische und internationale Zentren; Checkpoint-Inhibitor in dieser Indikation nicht standard.</w:t>
+      </w:r>
+    </w:p>
+    <w:p>
+      <w:r>
+        <w:rPr>
+          <w:color w:val="5A7D3A"/>
+          <w:sz w:val="18"/>
+        </w:rPr>
+        <w:t>https://pubmed.ncbi.nlm.nih.gov/42918422/</w:t>
+      </w:r>
+    </w:p>
+    <w:p>
+      <w:pPr>
+        <w:pStyle w:val="Heading2"/>
+      </w:pPr>
+      <w:r>
+        <w:t>Aktive Überwachung gleichwertig zu Operation bei Speiseröhrenkrebs nach Chemoradiotherapie</w:t>
+      </w:r>
+    </w:p>
+    <w:p>
+      <w:r>
+        <w:rPr>
+          <w:i/>
+          <w:color w:val="666666"/>
+          <w:sz w:val="18"/>
+        </w:rPr>
+        <w:t>Panday SSGG et al.  ·  Ann Oncol  ·  23.10.2026  ·  PMID 42918421</w:t>
+      </w:r>
+    </w:p>
+    <w:p>
+      <w:r>
+        <w:t>Multizentrische, stepped-wedge-randomisierte Nichtunterlegenheitsstudie (Niederlande) zu aktiver Überwachung versus Standard-Ösophagektomie nach neoadjuvanter Chemoradiotherapie bei 309 Patienten mit lokal fortgeschrittenem Ösophaguskrebs und kompletter klinischer Response.</w:t>
+      </w:r>
+    </w:p>
+    <w:p>
+      <w:r>
+        <w:rPr>
+          <w:b/>
+        </w:rPr>
+        <w:t xml:space="preserve">Ergebnis: </w:t>
+      </w:r>
+      <w:r>
+        <w:t>Bei medianer Nachbeobachtung von 76 Monaten: 5-Jahres-Gesamtüberleben 50 % (95%-KI 43–57 %) aktive Überwachung vs. 54 % (95%-KI 46–64 %) Standard-OP (HR 1,17; 95%-KI 0,77–1,77), nicht signifikant unterschiedlich. Krankheitsfreies Überleben: HR 1,39 (95%-KI 0,94–2,06). Fernmetastasen bei 5 Jahren höher in aktiver Überwachung (46 % vs. 29 %; P &lt; 0,01). 43 % der Patienten unter aktiver Überwachung vermieden Ösophagektomie.</w:t>
+      </w:r>
+    </w:p>
+    <w:p>
+      <w:r>
+        <w:rPr>
+          <w:b/>
+          <w:sz w:val="19"/>
+        </w:rPr>
+        <w:t xml:space="preserve">Übertragbarkeit: </w:t>
+      </w:r>
+      <w:r>
+        <w:rPr>
+          <w:sz w:val="19"/>
+        </w:rPr>
+        <w:t>Niederländische Studie, vergleichbares Versicherungssystem; Watch-and-Wait-Strategie nach nCRT established.</w:t>
+      </w:r>
+    </w:p>
+    <w:p>
+      <w:r>
+        <w:rPr>
+          <w:color w:val="5A7D3A"/>
+          <w:sz w:val="18"/>
+        </w:rPr>
+        <w:t>https://pubmed.ncbi.nlm.nih.gov/42918421/</w:t>
+      </w:r>
+    </w:p>
+    <w:p>
+      <w:pPr>
+        <w:pStyle w:val="Heading2"/>
+      </w:pPr>
+      <w:r>
+        <w:t>Neoadjuvantes Nivolumab + Chemotherapie verbessert Blasenkrebsergebnisse nicht</w:t>
+      </w:r>
+    </w:p>
+    <w:p>
+      <w:r>
+        <w:rPr>
+          <w:i/>
+          <w:color w:val="666666"/>
+          <w:sz w:val="18"/>
+        </w:rPr>
+        <w:t>Sonpavde G et al.  ·  Ann Oncol  ·  31.12.2026  ·  PMID 42918420</w:t>
+      </w:r>
+    </w:p>
+    <w:p>
+      <w:r>
+        <w:t>Randomisierte Phase-III-CA017-078(ENERGIZE)-Studie zu perioperativem Nivolumab plus Gemcitabin-Cisplatin versus Gemcitabin-Cisplatin allein bei muskelinvasivem Blasenkrebs und Cisplatin-Eignung.</w:t>
+      </w:r>
+    </w:p>
+    <w:p>
+      <w:r>
+        <w:rPr>
+          <w:b/>
+        </w:rPr>
+        <w:t xml:space="preserve">Ergebnis: </w:t>
+      </w:r>
+      <w:r>
+        <w:t>Bei 54,5 Monaten medianer Nachbeobachtung (325 vs. 328 Patienten): Pathologische komplette Response 39,1 % vs. 29,6 % (adjustierte Differenz 9,5 %; 99,91%-KI −2,6 bis 21,6). Event-Free-Survival zeigte keinen Vorteil (104 Events je Arm; HR 0,94; 95,74%-KI 0,71–1,25; P = 0,6697). Gesamtüberleben: HR 0,88 (deskriptiv, da EFS-Kriterium nicht erfüllt). ctDNA-Clearance bei Zyklus 4: 76,9 % insgesamt; ctDNA prognostisch für EFS und OS.</w:t>
+      </w:r>
+    </w:p>
+    <w:p>
+      <w:r>
+        <w:rPr>
+          <w:b/>
+          <w:sz w:val="19"/>
+        </w:rPr>
+        <w:t xml:space="preserve">Übertragbarkeit: </w:t>
+      </w:r>
+      <w:r>
+        <w:rPr>
+          <w:sz w:val="19"/>
+        </w:rPr>
+        <w:t>Europäische und internationale Zentren; Nivolumab-Kombination in dieser Indikation nicht standard.</w:t>
+      </w:r>
+    </w:p>
+    <w:p>
+      <w:r>
+        <w:rPr>
+          <w:color w:val="5A7D3A"/>
+          <w:sz w:val="18"/>
+        </w:rPr>
+        <w:t>https://pubmed.ncbi.nlm.nih.gov/42918420/</w:t>
+      </w:r>
+    </w:p>
+    <w:p>
+      <w:pPr>
+        <w:pStyle w:val="Heading2"/>
+      </w:pPr>
+      <w:r>
+        <w:t>Kohlenstoff-Ionentherapie zeigt ermutigende Ergebnisse bei Pankreaskrebs</w:t>
+      </w:r>
+    </w:p>
+    <w:p>
+      <w:r>
+        <w:rPr>
+          <w:i/>
+          <w:color w:val="666666"/>
+          <w:sz w:val="18"/>
+        </w:rPr>
+        <w:t>Liermann J et al.  ·  Radiother Oncol  ·  22.10.2026  ·  PMID 42913944</w:t>
+      </w:r>
+    </w:p>
+    <w:p>
+      <w:r>
+        <w:t>Prospektive Phase-II-PACK-Studie zur Wirksamkeit und Sicherheit von Kohlenstoff-Ionenradiotherapie (CIRT) mit gleichzeitiger Gemcitabin-Chemotherapie bei 23 Patienten mit inoperablem oder lokal rezidiviertem Pankreaskrebs.</w:t>
+      </w:r>
+    </w:p>
+    <w:p>
+      <w:r>
+        <w:rPr>
+          <w:b/>
+        </w:rPr>
+        <w:t xml:space="preserve">Ergebnis: </w:t>
+      </w:r>
+      <w:r>
+        <w:t>1- und 2-Jahres-Gesamtüberleben betrugen 78 % (95%-KI 63–97 %) und 59 % (95%-KI 41–84 %); Median 26,5 Monate. 1- und 2-Jahres-PFS: 26 % (95%-KI 13–52 %) und 10 % (95%-KI 3–37 %); Median 8,1 Monate. Toxizität: 3 Grad-3-Ereignisse (Bauchschmerzen, obere GI-Blutung, Ureterstriktuur); keine Grad-4/5-Toxizitäten.</w:t>
+      </w:r>
+    </w:p>
+    <w:p>
+      <w:r>
+        <w:rPr>
+          <w:b/>
+          <w:sz w:val="19"/>
+        </w:rPr>
+        <w:t xml:space="preserve">Übertragbarkeit: </w:t>
+      </w:r>
+      <w:r>
+        <w:rPr>
+          <w:sz w:val="19"/>
+        </w:rPr>
+        <w:t>Deutsche Studie (Heidelberg); CIRT-Kapazität in Deutschland begrenzt, erfordert Phase-III-Validation.</w:t>
+      </w:r>
+    </w:p>
+    <w:p>
+      <w:r>
+        <w:rPr>
+          <w:color w:val="5A7D3A"/>
+          <w:sz w:val="18"/>
+        </w:rPr>
+        <w:t>https://pubmed.ncbi.nlm.nih.gov/42913944/</w:t>
       </w:r>
     </w:p>
     <w:p>
